--- a/backend/data/corpus/DOC-20240214-122.docx
+++ b/backend/data/corpus/DOC-20240214-122.docx
@@ -31,7 +31,7 @@
           <w:b/>
           <w:sz w:val="21"/>
         </w:rPr>
-        <w:t>HCP: Xiomara Barrowman, MD, Beacon Hill Neurology Associates, Omaha, NE (RSM)</w:t>
+        <w:t>HCP: Camila Prendergast, MD, Ember Lake Medical Group, Trenton, NJ (RSM)</w:t>
       </w:r>
     </w:p>
     <w:p>
@@ -46,7 +46,7 @@
         <w:rPr>
           <w:sz w:val="21"/>
         </w:rPr>
-        <w:t>A twenty-minute meeting in the reading room, first one this quarter.</w:t>
+        <w:t>Asked whether I had seen a review that circulated on the service; I had not, and offered nothing in return.</w:t>
       </w:r>
     </w:p>
     <w:p>
@@ -76,7 +76,37 @@
         <w:rPr>
           <w:sz w:val="21"/>
         </w:rPr>
-        <w:t>Agreed to reconnect at the following quarter; nothing actionable this visit.</w:t>
+        <w:t>No materials requested this time. Asked about safety and confirmed nothing to report.</w:t>
+      </w:r>
+    </w:p>
+    <w:p>
+      <w:r>
+        <w:rPr>
+          <w:sz w:val="21"/>
+        </w:rPr>
+      </w:r>
+    </w:p>
+    <w:p>
+      <w:r>
+        <w:rPr>
+          <w:sz w:val="21"/>
+        </w:rPr>
+        <w:t>Noted that the appeals process remains the slowest step and that this is not specific to any one product.</w:t>
+      </w:r>
+    </w:p>
+    <w:p>
+      <w:r>
+        <w:rPr>
+          <w:sz w:val="21"/>
+        </w:rPr>
+      </w:r>
+    </w:p>
+    <w:p>
+      <w:r>
+        <w:rPr>
+          <w:sz w:val="21"/>
+        </w:rPr>
+        <w:t>The composition of long-standing patients has shifted over the last year or two.</w:t>
       </w:r>
     </w:p>
     <w:sectPr>
